--- a/fuentes/63110196_CF01_Guion_Podcast_01.docx
+++ b/fuentes/63110196_CF01_Guion_Podcast_01.docx
@@ -1,6 +1,6 @@
 
 <file path=word/document.xml><?xml version="1.0" encoding="utf-8"?>
-<w:document xmlns:wpc="http://schemas.microsoft.com/office/word/2010/wordprocessingCanvas" xmlns:cx="http://schemas.microsoft.com/office/drawing/2014/chartex" xmlns:cx1="http://schemas.microsoft.com/office/drawing/2015/9/8/chartex" xmlns:cx2="http://schemas.microsoft.com/office/drawing/2015/10/21/chartex" xmlns:cx3="http://schemas.microsoft.com/office/drawing/2016/5/9/chartex" xmlns:cx4="http://schemas.microsoft.com/office/drawing/2016/5/10/chartex" xmlns:cx5="http://schemas.microsoft.com/office/drawing/2016/5/11/chartex" xmlns:cx6="http://schemas.microsoft.com/office/drawing/2016/5/12/chartex" xmlns:cx7="http://schemas.microsoft.com/office/drawing/2016/5/13/chartex" xmlns:cx8="http://schemas.microsoft.com/office/drawing/2016/5/14/chartex" xmlns:mc="http://schemas.openxmlformats.org/markup-compatibility/2006" xmlns:aink="http://schemas.microsoft.com/office/drawing/2016/ink" xmlns:am3d="http://schemas.microsoft.com/office/drawing/2017/model3d" xmlns:o="urn:schemas-microsoft-com:office:office" xmlns:oel="http://schemas.microsoft.com/office/2019/extlst" xmlns:r="http://schemas.openxmlformats.org/officeDocument/2006/relationships" xmlns:m="http://schemas.openxmlformats.org/officeDocument/2006/math" xmlns:v="urn:schemas-microsoft-com:vml" xmlns:wp14="http://schemas.microsoft.com/office/word/2010/wordprocessingDrawing" xmlns:wp="http://schemas.openxmlformats.org/drawingml/2006/wordprocessingDrawing" xmlns:w10="urn:schemas-microsoft-com:office:word" xmlns:w="http://schemas.openxmlformats.org/wordprocessingml/2006/main" xmlns:w14="http://schemas.microsoft.com/office/word/2010/wordml" xmlns:w15="http://schemas.microsoft.com/office/word/2012/wordml" xmlns:w16cex="http://schemas.microsoft.com/office/word/2018/wordml/cex" xmlns:w16cid="http://schemas.microsoft.com/office/word/2016/wordml/cid" xmlns:w16="http://schemas.microsoft.com/office/word/2018/wordml" xmlns:w16du="http://schemas.microsoft.com/office/word/2023/wordml/word16du" xmlns:w16sdtdh="http://schemas.microsoft.com/office/word/2020/wordml/sdtdatahash" xmlns:w16sdtfl="http://schemas.microsoft.com/office/word/2024/wordml/sdtformatlock" xmlns:w16se="http://schemas.microsoft.com/office/word/2015/wordml/symex" xmlns:wpg="http://schemas.microsoft.com/office/word/2010/wordprocessingGroup" xmlns:wpi="http://schemas.microsoft.com/office/word/2010/wordprocessingInk" xmlns:wne="http://schemas.microsoft.com/office/word/2006/wordml" xmlns:wps="http://schemas.microsoft.com/office/word/2010/wordprocessingShape" mc:Ignorable="w14 w15 w16se w16cid w16 w16cex w16sdtdh w16sdtfl w16du wp14">
+<w:document xmlns:wpc="http://schemas.microsoft.com/office/word/2010/wordprocessingCanvas" xmlns:cx="http://schemas.microsoft.com/office/drawing/2014/chartex" xmlns:cx1="http://schemas.microsoft.com/office/drawing/2015/9/8/chartex" xmlns:cx2="http://schemas.microsoft.com/office/drawing/2015/10/21/chartex" xmlns:cx3="http://schemas.microsoft.com/office/drawing/2016/5/9/chartex" xmlns:cx4="http://schemas.microsoft.com/office/drawing/2016/5/10/chartex" xmlns:cx5="http://schemas.microsoft.com/office/drawing/2016/5/11/chartex" xmlns:cx6="http://schemas.microsoft.com/office/drawing/2016/5/12/chartex" xmlns:cx7="http://schemas.microsoft.com/office/drawing/2016/5/13/chartex" xmlns:cx8="http://schemas.microsoft.com/office/drawing/2016/5/14/chartex" xmlns:mc="http://schemas.openxmlformats.org/markup-compatibility/2006" xmlns:aink="http://schemas.microsoft.com/office/drawing/2016/ink" xmlns:am3d="http://schemas.microsoft.com/office/drawing/2017/model3d" xmlns:o="urn:schemas-microsoft-com:office:office" xmlns:r="http://schemas.openxmlformats.org/officeDocument/2006/relationships" xmlns:m="http://schemas.openxmlformats.org/officeDocument/2006/math" xmlns:v="urn:schemas-microsoft-com:vml" xmlns:wp14="http://schemas.microsoft.com/office/word/2010/wordprocessingDrawing" xmlns:wp="http://schemas.openxmlformats.org/drawingml/2006/wordprocessingDrawing" xmlns:w10="urn:schemas-microsoft-com:office:word" xmlns:w="http://schemas.openxmlformats.org/wordprocessingml/2006/main" xmlns:w14="http://schemas.microsoft.com/office/word/2010/wordml" xmlns:w15="http://schemas.microsoft.com/office/word/2012/wordml" xmlns:w16cex="http://schemas.microsoft.com/office/word/2018/wordml/cex" xmlns:w16cid="http://schemas.microsoft.com/office/word/2016/wordml/cid" xmlns:w16="http://schemas.microsoft.com/office/word/2018/wordml" xmlns:w16sdtdh="http://schemas.microsoft.com/office/word/2020/wordml/sdtdatahash" xmlns:w16se="http://schemas.microsoft.com/office/word/2015/wordml/symex" xmlns:wpg="http://schemas.microsoft.com/office/word/2010/wordprocessingGroup" xmlns:wpi="http://schemas.microsoft.com/office/word/2010/wordprocessingInk" xmlns:wne="http://schemas.microsoft.com/office/word/2006/wordml" xmlns:wps="http://schemas.microsoft.com/office/word/2010/wordprocessingShape" mc:Ignorable="w14 w15 w16se w16cid w16 w16cex w16sdtdh wp14">
   <w:body>
     <w:p>
       <w:pPr>
@@ -119,6 +119,7 @@
                 <w:rFonts w:ascii="Courier New" w:eastAsia="Courier New" w:hAnsi="Courier New" w:cs="Courier New"/>
                 <w:sz w:val="24"/>
                 <w:szCs w:val="24"/>
+                <w:u w:val="single"/>
               </w:rPr>
             </w:pPr>
             <w:r>
@@ -127,7 +128,15 @@
                 <w:sz w:val="24"/>
                 <w:szCs w:val="24"/>
               </w:rPr>
-              <w:t>Fundamentos del plan de marketing: estrategia para competir y crecer en el mercado</w:t>
+              <w:t>Fundamentos del plan de marketin</w:t>
+            </w:r>
+            <w:r>
+              <w:rPr>
+                <w:rFonts w:ascii="Courier New" w:eastAsia="Courier New" w:hAnsi="Courier New" w:cs="Courier New"/>
+                <w:sz w:val="24"/>
+                <w:szCs w:val="24"/>
+              </w:rPr>
+              <w:t>g</w:t>
             </w:r>
           </w:p>
         </w:tc>
@@ -209,7 +218,17 @@
                 <w:sz w:val="24"/>
                 <w:szCs w:val="24"/>
               </w:rPr>
-              <w:t>Fundamentos del plan de marketing: estrategia para competir y crecer en el mercado</w:t>
+              <w:t>E</w:t>
+            </w:r>
+            <w:r>
+              <w:rPr>
+                <w:rFonts w:ascii="Courier New" w:hAnsi="Courier New" w:cs="Courier New"/>
+                <w:b/>
+                <w:bCs/>
+                <w:sz w:val="24"/>
+                <w:szCs w:val="24"/>
+              </w:rPr>
+              <w:t>strategia para competir y crecer en el mercado</w:t>
             </w:r>
           </w:p>
         </w:tc>
@@ -952,7 +971,17 @@
                 <w:sz w:val="24"/>
                 <w:szCs w:val="24"/>
               </w:rPr>
-              <w:t>Fundamentos del plan de marketing: estrategia para competir y crecer en el mercado</w:t>
+              <w:t>E</w:t>
+            </w:r>
+            <w:r>
+              <w:rPr>
+                <w:rFonts w:ascii="Courier New" w:eastAsia="Courier New" w:hAnsi="Courier New" w:cs="Courier New"/>
+                <w:bCs/>
+                <w:color w:val="000000"/>
+                <w:sz w:val="24"/>
+                <w:szCs w:val="24"/>
+              </w:rPr>
+              <w:t>strategia para competir y crecer en el mercado</w:t>
             </w:r>
           </w:p>
         </w:tc>
@@ -3245,7 +3274,7 @@
 </file>
 
 <file path=word/endnotes.xml><?xml version="1.0" encoding="utf-8"?>
-<w:endnotes xmlns:wpc="http://schemas.microsoft.com/office/word/2010/wordprocessingCanvas" xmlns:cx="http://schemas.microsoft.com/office/drawing/2014/chartex" xmlns:cx1="http://schemas.microsoft.com/office/drawing/2015/9/8/chartex" xmlns:cx2="http://schemas.microsoft.com/office/drawing/2015/10/21/chartex" xmlns:cx3="http://schemas.microsoft.com/office/drawing/2016/5/9/chartex" xmlns:cx4="http://schemas.microsoft.com/office/drawing/2016/5/10/chartex" xmlns:cx5="http://schemas.microsoft.com/office/drawing/2016/5/11/chartex" xmlns:cx6="http://schemas.microsoft.com/office/drawing/2016/5/12/chartex" xmlns:cx7="http://schemas.microsoft.com/office/drawing/2016/5/13/chartex" xmlns:cx8="http://schemas.microsoft.com/office/drawing/2016/5/14/chartex" xmlns:mc="http://schemas.openxmlformats.org/markup-compatibility/2006" xmlns:aink="http://schemas.microsoft.com/office/drawing/2016/ink" xmlns:am3d="http://schemas.microsoft.com/office/drawing/2017/model3d" xmlns:o="urn:schemas-microsoft-com:office:office" xmlns:oel="http://schemas.microsoft.com/office/2019/extlst" xmlns:r="http://schemas.openxmlformats.org/officeDocument/2006/relationships" xmlns:m="http://schemas.openxmlformats.org/officeDocument/2006/math" xmlns:v="urn:schemas-microsoft-com:vml" xmlns:wp14="http://schemas.microsoft.com/office/word/2010/wordprocessingDrawing" xmlns:wp="http://schemas.openxmlformats.org/drawingml/2006/wordprocessingDrawing" xmlns:w10="urn:schemas-microsoft-com:office:word" xmlns:w="http://schemas.openxmlformats.org/wordprocessingml/2006/main" xmlns:w14="http://schemas.microsoft.com/office/word/2010/wordml" xmlns:w15="http://schemas.microsoft.com/office/word/2012/wordml" xmlns:w16cex="http://schemas.microsoft.com/office/word/2018/wordml/cex" xmlns:w16cid="http://schemas.microsoft.com/office/word/2016/wordml/cid" xmlns:w16="http://schemas.microsoft.com/office/word/2018/wordml" xmlns:w16du="http://schemas.microsoft.com/office/word/2023/wordml/word16du" xmlns:w16sdtdh="http://schemas.microsoft.com/office/word/2020/wordml/sdtdatahash" xmlns:w16sdtfl="http://schemas.microsoft.com/office/word/2024/wordml/sdtformatlock" xmlns:w16se="http://schemas.microsoft.com/office/word/2015/wordml/symex" xmlns:wpg="http://schemas.microsoft.com/office/word/2010/wordprocessingGroup" xmlns:wpi="http://schemas.microsoft.com/office/word/2010/wordprocessingInk" xmlns:wne="http://schemas.microsoft.com/office/word/2006/wordml" xmlns:wps="http://schemas.microsoft.com/office/word/2010/wordprocessingShape" mc:Ignorable="w14 w15 w16se w16cid w16 w16cex w16sdtdh w16sdtfl w16du wp14">
+<w:endnotes xmlns:wpc="http://schemas.microsoft.com/office/word/2010/wordprocessingCanvas" xmlns:cx="http://schemas.microsoft.com/office/drawing/2014/chartex" xmlns:cx1="http://schemas.microsoft.com/office/drawing/2015/9/8/chartex" xmlns:cx2="http://schemas.microsoft.com/office/drawing/2015/10/21/chartex" xmlns:cx3="http://schemas.microsoft.com/office/drawing/2016/5/9/chartex" xmlns:cx4="http://schemas.microsoft.com/office/drawing/2016/5/10/chartex" xmlns:cx5="http://schemas.microsoft.com/office/drawing/2016/5/11/chartex" xmlns:cx6="http://schemas.microsoft.com/office/drawing/2016/5/12/chartex" xmlns:cx7="http://schemas.microsoft.com/office/drawing/2016/5/13/chartex" xmlns:cx8="http://schemas.microsoft.com/office/drawing/2016/5/14/chartex" xmlns:mc="http://schemas.openxmlformats.org/markup-compatibility/2006" xmlns:aink="http://schemas.microsoft.com/office/drawing/2016/ink" xmlns:am3d="http://schemas.microsoft.com/office/drawing/2017/model3d" xmlns:o="urn:schemas-microsoft-com:office:office" xmlns:r="http://schemas.openxmlformats.org/officeDocument/2006/relationships" xmlns:m="http://schemas.openxmlformats.org/officeDocument/2006/math" xmlns:v="urn:schemas-microsoft-com:vml" xmlns:wp14="http://schemas.microsoft.com/office/word/2010/wordprocessingDrawing" xmlns:wp="http://schemas.openxmlformats.org/drawingml/2006/wordprocessingDrawing" xmlns:w10="urn:schemas-microsoft-com:office:word" xmlns:w="http://schemas.openxmlformats.org/wordprocessingml/2006/main" xmlns:w14="http://schemas.microsoft.com/office/word/2010/wordml" xmlns:w15="http://schemas.microsoft.com/office/word/2012/wordml" xmlns:w16cex="http://schemas.microsoft.com/office/word/2018/wordml/cex" xmlns:w16cid="http://schemas.microsoft.com/office/word/2016/wordml/cid" xmlns:w16="http://schemas.microsoft.com/office/word/2018/wordml" xmlns:w16sdtdh="http://schemas.microsoft.com/office/word/2020/wordml/sdtdatahash" xmlns:w16se="http://schemas.microsoft.com/office/word/2015/wordml/symex" xmlns:wpg="http://schemas.microsoft.com/office/word/2010/wordprocessingGroup" xmlns:wpi="http://schemas.microsoft.com/office/word/2010/wordprocessingInk" xmlns:wne="http://schemas.microsoft.com/office/word/2006/wordml" xmlns:wps="http://schemas.microsoft.com/office/word/2010/wordprocessingShape" mc:Ignorable="w14 w15 w16se w16cid w16 w16cex w16sdtdh wp14">
   <w:endnote w:type="separator" w:id="-1">
     <w:p>
       <w:pPr>
@@ -3270,7 +3299,7 @@
 </file>
 
 <file path=word/footer1.xml><?xml version="1.0" encoding="utf-8"?>
-<w:ftr xmlns:wpc="http://schemas.microsoft.com/office/word/2010/wordprocessingCanvas" xmlns:cx="http://schemas.microsoft.com/office/drawing/2014/chartex" xmlns:cx1="http://schemas.microsoft.com/office/drawing/2015/9/8/chartex" xmlns:cx2="http://schemas.microsoft.com/office/drawing/2015/10/21/chartex" xmlns:cx3="http://schemas.microsoft.com/office/drawing/2016/5/9/chartex" xmlns:cx4="http://schemas.microsoft.com/office/drawing/2016/5/10/chartex" xmlns:cx5="http://schemas.microsoft.com/office/drawing/2016/5/11/chartex" xmlns:cx6="http://schemas.microsoft.com/office/drawing/2016/5/12/chartex" xmlns:cx7="http://schemas.microsoft.com/office/drawing/2016/5/13/chartex" xmlns:cx8="http://schemas.microsoft.com/office/drawing/2016/5/14/chartex" xmlns:mc="http://schemas.openxmlformats.org/markup-compatibility/2006" xmlns:aink="http://schemas.microsoft.com/office/drawing/2016/ink" xmlns:am3d="http://schemas.microsoft.com/office/drawing/2017/model3d" xmlns:o="urn:schemas-microsoft-com:office:office" xmlns:oel="http://schemas.microsoft.com/office/2019/extlst" xmlns:r="http://schemas.openxmlformats.org/officeDocument/2006/relationships" xmlns:m="http://schemas.openxmlformats.org/officeDocument/2006/math" xmlns:v="urn:schemas-microsoft-com:vml" xmlns:wp14="http://schemas.microsoft.com/office/word/2010/wordprocessingDrawing" xmlns:wp="http://schemas.openxmlformats.org/drawingml/2006/wordprocessingDrawing" xmlns:w10="urn:schemas-microsoft-com:office:word" xmlns:w="http://schemas.openxmlformats.org/wordprocessingml/2006/main" xmlns:w14="http://schemas.microsoft.com/office/word/2010/wordml" xmlns:w15="http://schemas.microsoft.com/office/word/2012/wordml" xmlns:w16cex="http://schemas.microsoft.com/office/word/2018/wordml/cex" xmlns:w16cid="http://schemas.microsoft.com/office/word/2016/wordml/cid" xmlns:w16="http://schemas.microsoft.com/office/word/2018/wordml" xmlns:w16du="http://schemas.microsoft.com/office/word/2023/wordml/word16du" xmlns:w16sdtdh="http://schemas.microsoft.com/office/word/2020/wordml/sdtdatahash" xmlns:w16sdtfl="http://schemas.microsoft.com/office/word/2024/wordml/sdtformatlock" xmlns:w16se="http://schemas.microsoft.com/office/word/2015/wordml/symex" xmlns:wpg="http://schemas.microsoft.com/office/word/2010/wordprocessingGroup" xmlns:wpi="http://schemas.microsoft.com/office/word/2010/wordprocessingInk" xmlns:wne="http://schemas.microsoft.com/office/word/2006/wordml" xmlns:wps="http://schemas.microsoft.com/office/word/2010/wordprocessingShape" mc:Ignorable="w14 w15 w16se w16cid w16 w16cex w16sdtdh w16sdtfl w16du wp14">
+<w:ftr xmlns:wpc="http://schemas.microsoft.com/office/word/2010/wordprocessingCanvas" xmlns:cx="http://schemas.microsoft.com/office/drawing/2014/chartex" xmlns:cx1="http://schemas.microsoft.com/office/drawing/2015/9/8/chartex" xmlns:cx2="http://schemas.microsoft.com/office/drawing/2015/10/21/chartex" xmlns:cx3="http://schemas.microsoft.com/office/drawing/2016/5/9/chartex" xmlns:cx4="http://schemas.microsoft.com/office/drawing/2016/5/10/chartex" xmlns:cx5="http://schemas.microsoft.com/office/drawing/2016/5/11/chartex" xmlns:cx6="http://schemas.microsoft.com/office/drawing/2016/5/12/chartex" xmlns:cx7="http://schemas.microsoft.com/office/drawing/2016/5/13/chartex" xmlns:cx8="http://schemas.microsoft.com/office/drawing/2016/5/14/chartex" xmlns:mc="http://schemas.openxmlformats.org/markup-compatibility/2006" xmlns:aink="http://schemas.microsoft.com/office/drawing/2016/ink" xmlns:am3d="http://schemas.microsoft.com/office/drawing/2017/model3d" xmlns:o="urn:schemas-microsoft-com:office:office" xmlns:r="http://schemas.openxmlformats.org/officeDocument/2006/relationships" xmlns:m="http://schemas.openxmlformats.org/officeDocument/2006/math" xmlns:v="urn:schemas-microsoft-com:vml" xmlns:wp14="http://schemas.microsoft.com/office/word/2010/wordprocessingDrawing" xmlns:wp="http://schemas.openxmlformats.org/drawingml/2006/wordprocessingDrawing" xmlns:w10="urn:schemas-microsoft-com:office:word" xmlns:w="http://schemas.openxmlformats.org/wordprocessingml/2006/main" xmlns:w14="http://schemas.microsoft.com/office/word/2010/wordml" xmlns:w15="http://schemas.microsoft.com/office/word/2012/wordml" xmlns:w16cex="http://schemas.microsoft.com/office/word/2018/wordml/cex" xmlns:w16cid="http://schemas.microsoft.com/office/word/2016/wordml/cid" xmlns:w16="http://schemas.microsoft.com/office/word/2018/wordml" xmlns:w16sdtdh="http://schemas.microsoft.com/office/word/2020/wordml/sdtdatahash" xmlns:w16se="http://schemas.microsoft.com/office/word/2015/wordml/symex" xmlns:wpg="http://schemas.microsoft.com/office/word/2010/wordprocessingGroup" xmlns:wpi="http://schemas.microsoft.com/office/word/2010/wordprocessingInk" xmlns:wne="http://schemas.microsoft.com/office/word/2006/wordml" xmlns:wps="http://schemas.microsoft.com/office/word/2010/wordprocessingShape" mc:Ignorable="w14 w15 w16se w16cid w16 w16cex w16sdtdh wp14">
   <w:p>
     <w:pPr>
       <w:pStyle w:val="Normal7"/>
@@ -3405,7 +3434,7 @@
 </file>
 
 <file path=word/footnotes.xml><?xml version="1.0" encoding="utf-8"?>
-<w:footnotes xmlns:wpc="http://schemas.microsoft.com/office/word/2010/wordprocessingCanvas" xmlns:cx="http://schemas.microsoft.com/office/drawing/2014/chartex" xmlns:cx1="http://schemas.microsoft.com/office/drawing/2015/9/8/chartex" xmlns:cx2="http://schemas.microsoft.com/office/drawing/2015/10/21/chartex" xmlns:cx3="http://schemas.microsoft.com/office/drawing/2016/5/9/chartex" xmlns:cx4="http://schemas.microsoft.com/office/drawing/2016/5/10/chartex" xmlns:cx5="http://schemas.microsoft.com/office/drawing/2016/5/11/chartex" xmlns:cx6="http://schemas.microsoft.com/office/drawing/2016/5/12/chartex" xmlns:cx7="http://schemas.microsoft.com/office/drawing/2016/5/13/chartex" xmlns:cx8="http://schemas.microsoft.com/office/drawing/2016/5/14/chartex" xmlns:mc="http://schemas.openxmlformats.org/markup-compatibility/2006" xmlns:aink="http://schemas.microsoft.com/office/drawing/2016/ink" xmlns:am3d="http://schemas.microsoft.com/office/drawing/2017/model3d" xmlns:o="urn:schemas-microsoft-com:office:office" xmlns:oel="http://schemas.microsoft.com/office/2019/extlst" xmlns:r="http://schemas.openxmlformats.org/officeDocument/2006/relationships" xmlns:m="http://schemas.openxmlformats.org/officeDocument/2006/math" xmlns:v="urn:schemas-microsoft-com:vml" xmlns:wp14="http://schemas.microsoft.com/office/word/2010/wordprocessingDrawing" xmlns:wp="http://schemas.openxmlformats.org/drawingml/2006/wordprocessingDrawing" xmlns:w10="urn:schemas-microsoft-com:office:word" xmlns:w="http://schemas.openxmlformats.org/wordprocessingml/2006/main" xmlns:w14="http://schemas.microsoft.com/office/word/2010/wordml" xmlns:w15="http://schemas.microsoft.com/office/word/2012/wordml" xmlns:w16cex="http://schemas.microsoft.com/office/word/2018/wordml/cex" xmlns:w16cid="http://schemas.microsoft.com/office/word/2016/wordml/cid" xmlns:w16="http://schemas.microsoft.com/office/word/2018/wordml" xmlns:w16du="http://schemas.microsoft.com/office/word/2023/wordml/word16du" xmlns:w16sdtdh="http://schemas.microsoft.com/office/word/2020/wordml/sdtdatahash" xmlns:w16sdtfl="http://schemas.microsoft.com/office/word/2024/wordml/sdtformatlock" xmlns:w16se="http://schemas.microsoft.com/office/word/2015/wordml/symex" xmlns:wpg="http://schemas.microsoft.com/office/word/2010/wordprocessingGroup" xmlns:wpi="http://schemas.microsoft.com/office/word/2010/wordprocessingInk" xmlns:wne="http://schemas.microsoft.com/office/word/2006/wordml" xmlns:wps="http://schemas.microsoft.com/office/word/2010/wordprocessingShape" mc:Ignorable="w14 w15 w16se w16cid w16 w16cex w16sdtdh w16sdtfl w16du wp14">
+<w:footnotes xmlns:wpc="http://schemas.microsoft.com/office/word/2010/wordprocessingCanvas" xmlns:cx="http://schemas.microsoft.com/office/drawing/2014/chartex" xmlns:cx1="http://schemas.microsoft.com/office/drawing/2015/9/8/chartex" xmlns:cx2="http://schemas.microsoft.com/office/drawing/2015/10/21/chartex" xmlns:cx3="http://schemas.microsoft.com/office/drawing/2016/5/9/chartex" xmlns:cx4="http://schemas.microsoft.com/office/drawing/2016/5/10/chartex" xmlns:cx5="http://schemas.microsoft.com/office/drawing/2016/5/11/chartex" xmlns:cx6="http://schemas.microsoft.com/office/drawing/2016/5/12/chartex" xmlns:cx7="http://schemas.microsoft.com/office/drawing/2016/5/13/chartex" xmlns:cx8="http://schemas.microsoft.com/office/drawing/2016/5/14/chartex" xmlns:mc="http://schemas.openxmlformats.org/markup-compatibility/2006" xmlns:aink="http://schemas.microsoft.com/office/drawing/2016/ink" xmlns:am3d="http://schemas.microsoft.com/office/drawing/2017/model3d" xmlns:o="urn:schemas-microsoft-com:office:office" xmlns:r="http://schemas.openxmlformats.org/officeDocument/2006/relationships" xmlns:m="http://schemas.openxmlformats.org/officeDocument/2006/math" xmlns:v="urn:schemas-microsoft-com:vml" xmlns:wp14="http://schemas.microsoft.com/office/word/2010/wordprocessingDrawing" xmlns:wp="http://schemas.openxmlformats.org/drawingml/2006/wordprocessingDrawing" xmlns:w10="urn:schemas-microsoft-com:office:word" xmlns:w="http://schemas.openxmlformats.org/wordprocessingml/2006/main" xmlns:w14="http://schemas.microsoft.com/office/word/2010/wordml" xmlns:w15="http://schemas.microsoft.com/office/word/2012/wordml" xmlns:w16cex="http://schemas.microsoft.com/office/word/2018/wordml/cex" xmlns:w16cid="http://schemas.microsoft.com/office/word/2016/wordml/cid" xmlns:w16="http://schemas.microsoft.com/office/word/2018/wordml" xmlns:w16sdtdh="http://schemas.microsoft.com/office/word/2020/wordml/sdtdatahash" xmlns:w16se="http://schemas.microsoft.com/office/word/2015/wordml/symex" xmlns:wpg="http://schemas.microsoft.com/office/word/2010/wordprocessingGroup" xmlns:wpi="http://schemas.microsoft.com/office/word/2010/wordprocessingInk" xmlns:wne="http://schemas.microsoft.com/office/word/2006/wordml" xmlns:wps="http://schemas.microsoft.com/office/word/2010/wordprocessingShape" mc:Ignorable="w14 w15 w16se w16cid w16 w16cex w16sdtdh wp14">
   <w:footnote w:type="separator" w:id="-1">
     <w:p>
       <w:pPr>
@@ -3430,7 +3459,7 @@
 </file>
 
 <file path=word/header1.xml><?xml version="1.0" encoding="utf-8"?>
-<w:hdr xmlns:wpc="http://schemas.microsoft.com/office/word/2010/wordprocessingCanvas" xmlns:cx="http://schemas.microsoft.com/office/drawing/2014/chartex" xmlns:cx1="http://schemas.microsoft.com/office/drawing/2015/9/8/chartex" xmlns:cx2="http://schemas.microsoft.com/office/drawing/2015/10/21/chartex" xmlns:cx3="http://schemas.microsoft.com/office/drawing/2016/5/9/chartex" xmlns:cx4="http://schemas.microsoft.com/office/drawing/2016/5/10/chartex" xmlns:cx5="http://schemas.microsoft.com/office/drawing/2016/5/11/chartex" xmlns:cx6="http://schemas.microsoft.com/office/drawing/2016/5/12/chartex" xmlns:cx7="http://schemas.microsoft.com/office/drawing/2016/5/13/chartex" xmlns:cx8="http://schemas.microsoft.com/office/drawing/2016/5/14/chartex" xmlns:mc="http://schemas.openxmlformats.org/markup-compatibility/2006" xmlns:aink="http://schemas.microsoft.com/office/drawing/2016/ink" xmlns:am3d="http://schemas.microsoft.com/office/drawing/2017/model3d" xmlns:o="urn:schemas-microsoft-com:office:office" xmlns:oel="http://schemas.microsoft.com/office/2019/extlst" xmlns:r="http://schemas.openxmlformats.org/officeDocument/2006/relationships" xmlns:m="http://schemas.openxmlformats.org/officeDocument/2006/math" xmlns:v="urn:schemas-microsoft-com:vml" xmlns:wp14="http://schemas.microsoft.com/office/word/2010/wordprocessingDrawing" xmlns:wp="http://schemas.openxmlformats.org/drawingml/2006/wordprocessingDrawing" xmlns:w10="urn:schemas-microsoft-com:office:word" xmlns:w="http://schemas.openxmlformats.org/wordprocessingml/2006/main" xmlns:w14="http://schemas.microsoft.com/office/word/2010/wordml" xmlns:w15="http://schemas.microsoft.com/office/word/2012/wordml" xmlns:w16cex="http://schemas.microsoft.com/office/word/2018/wordml/cex" xmlns:w16cid="http://schemas.microsoft.com/office/word/2016/wordml/cid" xmlns:w16="http://schemas.microsoft.com/office/word/2018/wordml" xmlns:w16du="http://schemas.microsoft.com/office/word/2023/wordml/word16du" xmlns:w16sdtdh="http://schemas.microsoft.com/office/word/2020/wordml/sdtdatahash" xmlns:w16sdtfl="http://schemas.microsoft.com/office/word/2024/wordml/sdtformatlock" xmlns:w16se="http://schemas.microsoft.com/office/word/2015/wordml/symex" xmlns:wpg="http://schemas.microsoft.com/office/word/2010/wordprocessingGroup" xmlns:wpi="http://schemas.microsoft.com/office/word/2010/wordprocessingInk" xmlns:wne="http://schemas.microsoft.com/office/word/2006/wordml" xmlns:wps="http://schemas.microsoft.com/office/word/2010/wordprocessingShape" mc:Ignorable="w14 w15 w16se w16cid w16 w16cex w16sdtdh w16sdtfl w16du wp14">
+<w:hdr xmlns:wpc="http://schemas.microsoft.com/office/word/2010/wordprocessingCanvas" xmlns:cx="http://schemas.microsoft.com/office/drawing/2014/chartex" xmlns:cx1="http://schemas.microsoft.com/office/drawing/2015/9/8/chartex" xmlns:cx2="http://schemas.microsoft.com/office/drawing/2015/10/21/chartex" xmlns:cx3="http://schemas.microsoft.com/office/drawing/2016/5/9/chartex" xmlns:cx4="http://schemas.microsoft.com/office/drawing/2016/5/10/chartex" xmlns:cx5="http://schemas.microsoft.com/office/drawing/2016/5/11/chartex" xmlns:cx6="http://schemas.microsoft.com/office/drawing/2016/5/12/chartex" xmlns:cx7="http://schemas.microsoft.com/office/drawing/2016/5/13/chartex" xmlns:cx8="http://schemas.microsoft.com/office/drawing/2016/5/14/chartex" xmlns:mc="http://schemas.openxmlformats.org/markup-compatibility/2006" xmlns:aink="http://schemas.microsoft.com/office/drawing/2016/ink" xmlns:am3d="http://schemas.microsoft.com/office/drawing/2017/model3d" xmlns:o="urn:schemas-microsoft-com:office:office" xmlns:r="http://schemas.openxmlformats.org/officeDocument/2006/relationships" xmlns:m="http://schemas.openxmlformats.org/officeDocument/2006/math" xmlns:v="urn:schemas-microsoft-com:vml" xmlns:wp14="http://schemas.microsoft.com/office/word/2010/wordprocessingDrawing" xmlns:wp="http://schemas.openxmlformats.org/drawingml/2006/wordprocessingDrawing" xmlns:w10="urn:schemas-microsoft-com:office:word" xmlns:w="http://schemas.openxmlformats.org/wordprocessingml/2006/main" xmlns:w14="http://schemas.microsoft.com/office/word/2010/wordml" xmlns:w15="http://schemas.microsoft.com/office/word/2012/wordml" xmlns:w16cex="http://schemas.microsoft.com/office/word/2018/wordml/cex" xmlns:w16cid="http://schemas.microsoft.com/office/word/2016/wordml/cid" xmlns:w16="http://schemas.microsoft.com/office/word/2018/wordml" xmlns:w16sdtdh="http://schemas.microsoft.com/office/word/2020/wordml/sdtdatahash" xmlns:w16se="http://schemas.microsoft.com/office/word/2015/wordml/symex" xmlns:wpg="http://schemas.microsoft.com/office/word/2010/wordprocessingGroup" xmlns:wpi="http://schemas.microsoft.com/office/word/2010/wordprocessingInk" xmlns:wne="http://schemas.microsoft.com/office/word/2006/wordml" xmlns:wps="http://schemas.microsoft.com/office/word/2010/wordprocessingShape" mc:Ignorable="w14 w15 w16se w16cid w16 w16cex w16sdtdh wp14">
   <w:p>
     <w:pPr>
       <w:pStyle w:val="Normal7"/>
@@ -3516,7 +3545,7 @@
 </file>
 
 <file path=word/styles.xml><?xml version="1.0" encoding="utf-8"?>
-<w:styles xmlns:mc="http://schemas.openxmlformats.org/markup-compatibility/2006" xmlns:r="http://schemas.openxmlformats.org/officeDocument/2006/relationships" xmlns:w="http://schemas.openxmlformats.org/wordprocessingml/2006/main" xmlns:w14="http://schemas.microsoft.com/office/word/2010/wordml" xmlns:w15="http://schemas.microsoft.com/office/word/2012/wordml" xmlns:w16cex="http://schemas.microsoft.com/office/word/2018/wordml/cex" xmlns:w16cid="http://schemas.microsoft.com/office/word/2016/wordml/cid" xmlns:w16="http://schemas.microsoft.com/office/word/2018/wordml" xmlns:w16du="http://schemas.microsoft.com/office/word/2023/wordml/word16du" xmlns:w16sdtdh="http://schemas.microsoft.com/office/word/2020/wordml/sdtdatahash" xmlns:w16sdtfl="http://schemas.microsoft.com/office/word/2024/wordml/sdtformatlock" xmlns:w16se="http://schemas.microsoft.com/office/word/2015/wordml/symex" mc:Ignorable="w14 w15 w16se w16cid w16 w16cex w16sdtdh w16sdtfl w16du">
+<w:styles xmlns:mc="http://schemas.openxmlformats.org/markup-compatibility/2006" xmlns:r="http://schemas.openxmlformats.org/officeDocument/2006/relationships" xmlns:w="http://schemas.openxmlformats.org/wordprocessingml/2006/main" xmlns:w14="http://schemas.microsoft.com/office/word/2010/wordml" xmlns:w15="http://schemas.microsoft.com/office/word/2012/wordml" xmlns:w16cex="http://schemas.microsoft.com/office/word/2018/wordml/cex" xmlns:w16cid="http://schemas.microsoft.com/office/word/2016/wordml/cid" xmlns:w16="http://schemas.microsoft.com/office/word/2018/wordml" xmlns:w16sdtdh="http://schemas.microsoft.com/office/word/2020/wordml/sdtdatahash" xmlns:w16se="http://schemas.microsoft.com/office/word/2015/wordml/symex" mc:Ignorable="w14 w15 w16se w16cid w16 w16cex w16sdtdh">
   <w:docDefaults>
     <w:rPrDefault>
       <w:rPr>
@@ -9196,7 +9225,21 @@
 </file>
 
 <file path=customXml/itemProps1.xml><?xml version="1.0" encoding="utf-8"?>
-<ds:datastoreItem xmlns:ds="http://schemas.openxmlformats.org/officeDocument/2006/customXml" ds:itemID="{56B85144-D70F-45F9-8F9E-935A188295CA}"/>
+<ds:datastoreItem xmlns:ds="http://schemas.openxmlformats.org/officeDocument/2006/customXml" ds:itemID="{56B85144-D70F-45F9-8F9E-935A188295CA}">
+  <ds:schemaRefs>
+    <ds:schemaRef ds:uri="http://schemas.microsoft.com/office/2006/metadata/contentType"/>
+    <ds:schemaRef ds:uri="http://schemas.microsoft.com/office/2006/metadata/properties/metaAttributes"/>
+    <ds:schemaRef ds:uri="http://www.w3.org/2001/XMLSchema"/>
+    <ds:schemaRef ds:uri="http://schemas.microsoft.com/office/2006/metadata/properties"/>
+    <ds:schemaRef ds:uri="42760c81-fd8e-4d59-8953-7cdb9f38b14f"/>
+    <ds:schemaRef ds:uri="http://schemas.microsoft.com/office/2006/documentManagement/types"/>
+    <ds:schemaRef ds:uri="http://schemas.microsoft.com/office/infopath/2007/PartnerControls"/>
+    <ds:schemaRef ds:uri="http://schemas.openxmlformats.org/package/2006/metadata/core-properties"/>
+    <ds:schemaRef ds:uri="http://purl.org/dc/elements/1.1/"/>
+    <ds:schemaRef ds:uri="http://purl.org/dc/terms/"/>
+    <ds:schemaRef ds:uri="http://schemas.microsoft.com/internal/obd"/>
+  </ds:schemaRefs>
+</ds:datastoreItem>
 </file>
 
 <file path=customXml/itemProps2.xml><?xml version="1.0" encoding="utf-8"?>
@@ -9204,8 +9247,6 @@
   <ds:schemaRefs>
     <ds:schemaRef ds:uri="http://schemas.microsoft.com/office/2006/metadata/properties"/>
     <ds:schemaRef ds:uri="http://schemas.microsoft.com/office/infopath/2007/PartnerControls"/>
-    <ds:schemaRef ds:uri="cb45339b-ced9-4d0d-8f64-77573914d53b"/>
-    <ds:schemaRef ds:uri="43a3ca16-9c26-4813-b83f-4aec9927b43f"/>
   </ds:schemaRefs>
 </ds:datastoreItem>
 </file>
